--- a/backend/tools/Journal/output/template_test/test_ccj.docx
+++ b/backend/tools/Journal/output/template_test/test_ccj.docx
@@ -839,13 +839,13 @@
         <w:tblLook w:firstColumn="1" w:firstRow="1" w:lastColumn="0" w:lastRow="0" w:noHBand="0" w:noVBand="1" w:val="04A0"/>
       </w:tblPr>
       <w:tblGrid>
-        <w:gridCol w:w="4680"/>
-        <w:gridCol w:w="4680"/>
+        <w:gridCol w:w="6120"/>
+        <w:gridCol w:w="6120"/>
       </w:tblGrid>
       <w:tr>
         <w:tc>
           <w:tcPr>
-            <w:tcW w:type="dxa" w:w="4680"/>
+            <w:tcW w:type="dxa" w:w="6120"/>
           </w:tcPr>
           <w:p>
             <w:r>
@@ -855,7 +855,7 @@
         </w:tc>
         <w:tc>
           <w:tcPr>
-            <w:tcW w:type="dxa" w:w="4680"/>
+            <w:tcW w:type="dxa" w:w="6120"/>
           </w:tcPr>
           <w:p>
             <w:r>
@@ -867,7 +867,7 @@
       <w:tr>
         <w:tc>
           <w:tcPr>
-            <w:tcW w:type="dxa" w:w="4680"/>
+            <w:tcW w:type="dxa" w:w="6120"/>
           </w:tcPr>
           <w:p>
             <w:r>
@@ -877,7 +877,7 @@
         </w:tc>
         <w:tc>
           <w:tcPr>
-            <w:tcW w:type="dxa" w:w="4680"/>
+            <w:tcW w:type="dxa" w:w="6120"/>
           </w:tcPr>
           <w:p>
             <w:r>
@@ -893,13 +893,13 @@
         <w:tblLook w:firstColumn="1" w:firstRow="1" w:lastColumn="0" w:lastRow="0" w:noHBand="0" w:noVBand="1" w:val="04A0"/>
       </w:tblPr>
       <w:tblGrid>
-        <w:gridCol w:w="4680"/>
-        <w:gridCol w:w="4680"/>
+        <w:gridCol w:w="6120"/>
+        <w:gridCol w:w="6120"/>
       </w:tblGrid>
       <w:tr>
         <w:tc>
           <w:tcPr>
-            <w:tcW w:type="dxa" w:w="4680"/>
+            <w:tcW w:type="dxa" w:w="6120"/>
           </w:tcPr>
           <w:p>
             <w:r>
@@ -909,7 +909,7 @@
         </w:tc>
         <w:tc>
           <w:tcPr>
-            <w:tcW w:type="dxa" w:w="4680"/>
+            <w:tcW w:type="dxa" w:w="6120"/>
           </w:tcPr>
           <w:p>
             <w:r>
@@ -921,7 +921,7 @@
       <w:tr>
         <w:tc>
           <w:tcPr>
-            <w:tcW w:type="dxa" w:w="4680"/>
+            <w:tcW w:type="dxa" w:w="6120"/>
           </w:tcPr>
           <w:p>
             <w:r>
@@ -931,7 +931,7 @@
         </w:tc>
         <w:tc>
           <w:tcPr>
-            <w:tcW w:type="dxa" w:w="4680"/>
+            <w:tcW w:type="dxa" w:w="6120"/>
           </w:tcPr>
           <w:p>
             <w:r>
@@ -947,13 +947,13 @@
         <w:tblLook w:firstColumn="1" w:firstRow="1" w:lastColumn="0" w:lastRow="0" w:noHBand="0" w:noVBand="1" w:val="04A0"/>
       </w:tblPr>
       <w:tblGrid>
-        <w:gridCol w:w="4680"/>
-        <w:gridCol w:w="4680"/>
+        <w:gridCol w:w="6120"/>
+        <w:gridCol w:w="6120"/>
       </w:tblGrid>
       <w:tr>
         <w:tc>
           <w:tcPr>
-            <w:tcW w:type="dxa" w:w="4680"/>
+            <w:tcW w:type="dxa" w:w="6120"/>
           </w:tcPr>
           <w:p>
             <w:r>
@@ -963,7 +963,7 @@
         </w:tc>
         <w:tc>
           <w:tcPr>
-            <w:tcW w:type="dxa" w:w="4680"/>
+            <w:tcW w:type="dxa" w:w="6120"/>
           </w:tcPr>
           <w:p>
             <w:r>
@@ -975,7 +975,7 @@
       <w:tr>
         <w:tc>
           <w:tcPr>
-            <w:tcW w:type="dxa" w:w="4680"/>
+            <w:tcW w:type="dxa" w:w="6120"/>
           </w:tcPr>
           <w:p>
             <w:r>
@@ -985,7 +985,7 @@
         </w:tc>
         <w:tc>
           <w:tcPr>
-            <w:tcW w:type="dxa" w:w="4680"/>
+            <w:tcW w:type="dxa" w:w="6120"/>
           </w:tcPr>
           <w:p>
             <w:r>
@@ -1001,13 +1001,13 @@
         <w:tblLook w:firstColumn="1" w:firstRow="1" w:lastColumn="0" w:lastRow="0" w:noHBand="0" w:noVBand="1" w:val="04A0"/>
       </w:tblPr>
       <w:tblGrid>
-        <w:gridCol w:w="4680"/>
-        <w:gridCol w:w="4680"/>
+        <w:gridCol w:w="6120"/>
+        <w:gridCol w:w="6120"/>
       </w:tblGrid>
       <w:tr>
         <w:tc>
           <w:tcPr>
-            <w:tcW w:type="dxa" w:w="4680"/>
+            <w:tcW w:type="dxa" w:w="6120"/>
           </w:tcPr>
           <w:p>
             <w:r>
@@ -1017,7 +1017,7 @@
         </w:tc>
         <w:tc>
           <w:tcPr>
-            <w:tcW w:type="dxa" w:w="4680"/>
+            <w:tcW w:type="dxa" w:w="6120"/>
           </w:tcPr>
           <w:p>
             <w:r>
@@ -1029,7 +1029,7 @@
       <w:tr>
         <w:tc>
           <w:tcPr>
-            <w:tcW w:type="dxa" w:w="4680"/>
+            <w:tcW w:type="dxa" w:w="6120"/>
           </w:tcPr>
           <w:p>
             <w:r>
@@ -1039,7 +1039,7 @@
         </w:tc>
         <w:tc>
           <w:tcPr>
-            <w:tcW w:type="dxa" w:w="4680"/>
+            <w:tcW w:type="dxa" w:w="6120"/>
           </w:tcPr>
           <w:p>
             <w:r>
@@ -1055,13 +1055,13 @@
         <w:tblLook w:firstColumn="1" w:firstRow="1" w:lastColumn="0" w:lastRow="0" w:noHBand="0" w:noVBand="1" w:val="04A0"/>
       </w:tblPr>
       <w:tblGrid>
-        <w:gridCol w:w="4680"/>
-        <w:gridCol w:w="4680"/>
+        <w:gridCol w:w="6120"/>
+        <w:gridCol w:w="6120"/>
       </w:tblGrid>
       <w:tr>
         <w:tc>
           <w:tcPr>
-            <w:tcW w:type="dxa" w:w="4680"/>
+            <w:tcW w:type="dxa" w:w="6120"/>
           </w:tcPr>
           <w:p>
             <w:r>
@@ -1071,7 +1071,7 @@
         </w:tc>
         <w:tc>
           <w:tcPr>
-            <w:tcW w:type="dxa" w:w="4680"/>
+            <w:tcW w:type="dxa" w:w="6120"/>
           </w:tcPr>
           <w:p>
             <w:r>
@@ -1083,7 +1083,7 @@
       <w:tr>
         <w:tc>
           <w:tcPr>
-            <w:tcW w:type="dxa" w:w="4680"/>
+            <w:tcW w:type="dxa" w:w="6120"/>
           </w:tcPr>
           <w:p>
             <w:r>
@@ -1093,7 +1093,7 @@
         </w:tc>
         <w:tc>
           <w:tcPr>
-            <w:tcW w:type="dxa" w:w="4680"/>
+            <w:tcW w:type="dxa" w:w="6120"/>
           </w:tcPr>
           <w:p>
             <w:r>
